--- a/기획/난이도별 맵 생성 규칙.docx
+++ b/기획/난이도별 맵 생성 규칙.docx
@@ -87,7 +87,21 @@
         <w:rPr>
           <w:rFonts w:hint="eastAsia"/>
         </w:rPr>
-        <w:t>- 맵은 절차적으로 생성된다.</w:t>
+        <w:t xml:space="preserve">- </w:t>
+      </w:r>
+      <w:proofErr w:type="spellStart"/>
+      <w:r>
+        <w:rPr>
+          <w:rFonts w:hint="eastAsia"/>
+        </w:rPr>
+        <w:t>맵은</w:t>
+      </w:r>
+      <w:proofErr w:type="spellEnd"/>
+      <w:r>
+        <w:rPr>
+          <w:rFonts w:hint="eastAsia"/>
+        </w:rPr>
+        <w:t xml:space="preserve"> 절차적으로 생성된다.</w:t>
       </w:r>
     </w:p>
     <w:p>
@@ -95,7 +109,21 @@
         <w:rPr>
           <w:rFonts w:hint="eastAsia"/>
         </w:rPr>
-        <w:t xml:space="preserve">- 맵은 생성될 때, </w:t>
+        <w:t xml:space="preserve">- </w:t>
+      </w:r>
+      <w:proofErr w:type="spellStart"/>
+      <w:r>
+        <w:rPr>
+          <w:rFonts w:hint="eastAsia"/>
+        </w:rPr>
+        <w:t>맵은</w:t>
+      </w:r>
+      <w:proofErr w:type="spellEnd"/>
+      <w:r>
+        <w:rPr>
+          <w:rFonts w:hint="eastAsia"/>
+        </w:rPr>
+        <w:t xml:space="preserve"> 생성될 때, </w:t>
       </w:r>
       <w:r>
         <w:t>‘</w:t>
@@ -241,7 +269,21 @@
         <w:rPr>
           <w:rFonts w:hint="eastAsia"/>
         </w:rPr>
-        <w:t>모든 맵에 공통으로 적용되는 규칙이다.</w:t>
+        <w:t xml:space="preserve">모든 </w:t>
+      </w:r>
+      <w:proofErr w:type="spellStart"/>
+      <w:r>
+        <w:rPr>
+          <w:rFonts w:hint="eastAsia"/>
+        </w:rPr>
+        <w:t>맵에</w:t>
+      </w:r>
+      <w:proofErr w:type="spellEnd"/>
+      <w:r>
+        <w:rPr>
+          <w:rFonts w:hint="eastAsia"/>
+        </w:rPr>
+        <w:t xml:space="preserve"> 공통으로 적용되는 규칙이다.</w:t>
       </w:r>
     </w:p>
     <w:p>
@@ -281,7 +323,21 @@
         <w:rPr>
           <w:rFonts w:hint="eastAsia"/>
         </w:rPr>
-        <w:t xml:space="preserve">- 맵은 맵 모듈(이하 </w:t>
+        <w:t xml:space="preserve">- </w:t>
+      </w:r>
+      <w:proofErr w:type="spellStart"/>
+      <w:r>
+        <w:rPr>
+          <w:rFonts w:hint="eastAsia"/>
+        </w:rPr>
+        <w:t>맵은</w:t>
+      </w:r>
+      <w:proofErr w:type="spellEnd"/>
+      <w:r>
+        <w:rPr>
+          <w:rFonts w:hint="eastAsia"/>
+        </w:rPr>
+        <w:t xml:space="preserve"> 맵 모듈(이하 </w:t>
       </w:r>
       <w:r>
         <w:t>‘</w:t>
@@ -313,7 +369,21 @@
         <w:rPr>
           <w:rFonts w:hint="eastAsia"/>
         </w:rPr>
-        <w:t xml:space="preserve">- 맵의 난이도를 조절하는 요소는 </w:t>
+        <w:t xml:space="preserve">- </w:t>
+      </w:r>
+      <w:proofErr w:type="spellStart"/>
+      <w:r>
+        <w:rPr>
+          <w:rFonts w:hint="eastAsia"/>
+        </w:rPr>
+        <w:t>맵의</w:t>
+      </w:r>
+      <w:proofErr w:type="spellEnd"/>
+      <w:r>
+        <w:rPr>
+          <w:rFonts w:hint="eastAsia"/>
+        </w:rPr>
+        <w:t xml:space="preserve"> 난이도를 조절하는 요소는 </w:t>
       </w:r>
       <w:r>
         <w:t>‘</w:t>
@@ -387,13 +457,27 @@
         <w:rPr>
           <w:rFonts w:hint="eastAsia"/>
         </w:rPr>
-        <w:t>- 맵</w:t>
-      </w:r>
-      <w:r>
-        <w:rPr>
-          <w:rFonts w:hint="eastAsia"/>
-        </w:rPr>
-        <w:t xml:space="preserve">의 </w:t>
+        <w:t xml:space="preserve">- </w:t>
+      </w:r>
+      <w:proofErr w:type="spellStart"/>
+      <w:r>
+        <w:rPr>
+          <w:rFonts w:hint="eastAsia"/>
+        </w:rPr>
+        <w:t>맵</w:t>
+      </w:r>
+      <w:r>
+        <w:rPr>
+          <w:rFonts w:hint="eastAsia"/>
+        </w:rPr>
+        <w:t>의</w:t>
+      </w:r>
+      <w:proofErr w:type="spellEnd"/>
+      <w:r>
+        <w:rPr>
+          <w:rFonts w:hint="eastAsia"/>
+        </w:rPr>
+        <w:t xml:space="preserve"> </w:t>
       </w:r>
       <w:r>
         <w:rPr>
@@ -485,11 +569,19 @@
       <w:r>
         <w:t>’</w:t>
       </w:r>
-      <w:r>
-        <w:rPr>
-          <w:rFonts w:hint="eastAsia"/>
-        </w:rPr>
-        <w:t>에 의해 각 난이도 내에서 추가적으로 세부적인 난이도 보정</w:t>
+      <w:proofErr w:type="spellStart"/>
+      <w:r>
+        <w:rPr>
+          <w:rFonts w:hint="eastAsia"/>
+        </w:rPr>
+        <w:t>에</w:t>
+      </w:r>
+      <w:proofErr w:type="spellEnd"/>
+      <w:r>
+        <w:rPr>
+          <w:rFonts w:hint="eastAsia"/>
+        </w:rPr>
+        <w:t xml:space="preserve"> 의해 각 난이도 내에서 추가적으로 세부적인 난이도 보정</w:t>
       </w:r>
       <w:r>
         <w:rPr>
@@ -548,7 +640,21 @@
         <w:rPr>
           <w:rFonts w:hint="eastAsia"/>
         </w:rPr>
-        <w:t xml:space="preserve">- 맵으로 들어가기 위해서는 반드시 </w:t>
+        <w:t xml:space="preserve">- </w:t>
+      </w:r>
+      <w:proofErr w:type="spellStart"/>
+      <w:r>
+        <w:rPr>
+          <w:rFonts w:hint="eastAsia"/>
+        </w:rPr>
+        <w:t>맵으로</w:t>
+      </w:r>
+      <w:proofErr w:type="spellEnd"/>
+      <w:r>
+        <w:rPr>
+          <w:rFonts w:hint="eastAsia"/>
+        </w:rPr>
+        <w:t xml:space="preserve"> 들어가기 위해서는 반드시 </w:t>
       </w:r>
       <w:r>
         <w:t>‘</w:t>
@@ -580,11 +686,19 @@
       <w:r>
         <w:t>’</w:t>
       </w:r>
-      <w:r>
-        <w:rPr>
-          <w:rFonts w:hint="eastAsia"/>
-        </w:rPr>
-        <w:t>를 거쳐야만 한다.</w:t>
+      <w:proofErr w:type="spellStart"/>
+      <w:r>
+        <w:rPr>
+          <w:rFonts w:hint="eastAsia"/>
+        </w:rPr>
+        <w:t>를</w:t>
+      </w:r>
+      <w:proofErr w:type="spellEnd"/>
+      <w:r>
+        <w:rPr>
+          <w:rFonts w:hint="eastAsia"/>
+        </w:rPr>
+        <w:t xml:space="preserve"> 거쳐야만 한다.</w:t>
       </w:r>
     </w:p>
     <w:p>
@@ -592,7 +706,21 @@
         <w:rPr>
           <w:rFonts w:hint="eastAsia"/>
         </w:rPr>
-        <w:t xml:space="preserve">- 맵에 </w:t>
+        <w:t xml:space="preserve">- </w:t>
+      </w:r>
+      <w:proofErr w:type="spellStart"/>
+      <w:r>
+        <w:rPr>
+          <w:rFonts w:hint="eastAsia"/>
+        </w:rPr>
+        <w:t>맵에</w:t>
+      </w:r>
+      <w:proofErr w:type="spellEnd"/>
+      <w:r>
+        <w:rPr>
+          <w:rFonts w:hint="eastAsia"/>
+        </w:rPr>
+        <w:t xml:space="preserve"> </w:t>
       </w:r>
       <w:r>
         <w:t>‘</w:t>
@@ -618,7 +746,21 @@
         <w:rPr>
           <w:rFonts w:hint="eastAsia"/>
         </w:rPr>
-        <w:t xml:space="preserve">- 맵에 </w:t>
+        <w:t xml:space="preserve">- </w:t>
+      </w:r>
+      <w:proofErr w:type="spellStart"/>
+      <w:r>
+        <w:rPr>
+          <w:rFonts w:hint="eastAsia"/>
+        </w:rPr>
+        <w:t>맵에</w:t>
+      </w:r>
+      <w:proofErr w:type="spellEnd"/>
+      <w:r>
+        <w:rPr>
+          <w:rFonts w:hint="eastAsia"/>
+        </w:rPr>
+        <w:t xml:space="preserve"> </w:t>
       </w:r>
       <w:r>
         <w:t>‘</w:t>
@@ -700,7 +842,35 @@
         <w:rPr>
           <w:rFonts w:hint="eastAsia"/>
         </w:rPr>
-        <w:t xml:space="preserve">, 어떤 난이도든 맵은 최소 2층, 최대 </w:t>
+        <w:t xml:space="preserve">, 어떤 </w:t>
+      </w:r>
+      <w:proofErr w:type="spellStart"/>
+      <w:r>
+        <w:rPr>
+          <w:rFonts w:hint="eastAsia"/>
+        </w:rPr>
+        <w:t>난이도든</w:t>
+      </w:r>
+      <w:proofErr w:type="spellEnd"/>
+      <w:r>
+        <w:rPr>
+          <w:rFonts w:hint="eastAsia"/>
+        </w:rPr>
+        <w:t xml:space="preserve"> </w:t>
+      </w:r>
+      <w:proofErr w:type="spellStart"/>
+      <w:r>
+        <w:rPr>
+          <w:rFonts w:hint="eastAsia"/>
+        </w:rPr>
+        <w:t>맵은</w:t>
+      </w:r>
+      <w:proofErr w:type="spellEnd"/>
+      <w:r>
+        <w:rPr>
+          <w:rFonts w:hint="eastAsia"/>
+        </w:rPr>
+        <w:t xml:space="preserve"> 최소 2층, 최대 </w:t>
       </w:r>
       <w:r>
         <w:rPr>
@@ -825,11 +995,19 @@
       <w:r>
         <w:t>’</w:t>
       </w:r>
-      <w:r>
-        <w:rPr>
-          <w:rFonts w:hint="eastAsia"/>
-        </w:rPr>
-        <w:t>끼리는 바로 연결될 수 없다.</w:t>
+      <w:proofErr w:type="spellStart"/>
+      <w:r>
+        <w:rPr>
+          <w:rFonts w:hint="eastAsia"/>
+        </w:rPr>
+        <w:t>끼리는</w:t>
+      </w:r>
+      <w:proofErr w:type="spellEnd"/>
+      <w:r>
+        <w:rPr>
+          <w:rFonts w:hint="eastAsia"/>
+        </w:rPr>
+        <w:t xml:space="preserve"> 바로 연결될 수 없다.</w:t>
       </w:r>
     </w:p>
     <w:p>
@@ -854,11 +1032,19 @@
       <w:r>
         <w:t>’</w:t>
       </w:r>
-      <w:r>
-        <w:rPr>
-          <w:rFonts w:hint="eastAsia"/>
-        </w:rPr>
-        <w:t>끼리는 바로 연결될 수 있다.</w:t>
+      <w:proofErr w:type="spellStart"/>
+      <w:r>
+        <w:rPr>
+          <w:rFonts w:hint="eastAsia"/>
+        </w:rPr>
+        <w:t>끼리는</w:t>
+      </w:r>
+      <w:proofErr w:type="spellEnd"/>
+      <w:r>
+        <w:rPr>
+          <w:rFonts w:hint="eastAsia"/>
+        </w:rPr>
+        <w:t xml:space="preserve"> 바로 연결될 수 있다.</w:t>
       </w:r>
     </w:p>
     <w:p>
@@ -883,11 +1069,19 @@
       <w:r>
         <w:t>’</w:t>
       </w:r>
-      <w:r>
-        <w:rPr>
-          <w:rFonts w:hint="eastAsia"/>
-        </w:rPr>
-        <w:t>끼리는 바로 연결될 수 있다.</w:t>
+      <w:proofErr w:type="spellStart"/>
+      <w:r>
+        <w:rPr>
+          <w:rFonts w:hint="eastAsia"/>
+        </w:rPr>
+        <w:t>끼리는</w:t>
+      </w:r>
+      <w:proofErr w:type="spellEnd"/>
+      <w:r>
+        <w:rPr>
+          <w:rFonts w:hint="eastAsia"/>
+        </w:rPr>
+        <w:t xml:space="preserve"> 바로 연결될 수 있다.</w:t>
       </w:r>
     </w:p>
     <w:bookmarkEnd w:id="0"/>
@@ -1972,7 +2166,23 @@
                 <w:rFonts w:hint="eastAsia"/>
                 <w:color w:val="000000" w:themeColor="text1"/>
               </w:rPr>
-              <w:t>특수 기믹 판매기 개수</w:t>
+              <w:t xml:space="preserve">특수 </w:t>
+            </w:r>
+            <w:proofErr w:type="spellStart"/>
+            <w:r>
+              <w:rPr>
+                <w:rFonts w:hint="eastAsia"/>
+                <w:color w:val="000000" w:themeColor="text1"/>
+              </w:rPr>
+              <w:t>기믹</w:t>
+            </w:r>
+            <w:proofErr w:type="spellEnd"/>
+            <w:r>
+              <w:rPr>
+                <w:rFonts w:hint="eastAsia"/>
+                <w:color w:val="000000" w:themeColor="text1"/>
+              </w:rPr>
+              <w:t xml:space="preserve"> 판매기 개수</w:t>
             </w:r>
           </w:p>
         </w:tc>
@@ -2069,7 +2279,6 @@
             <w:pPr>
               <w:jc w:val="center"/>
               <w:rPr>
-                <w:rFonts w:hint="eastAsia"/>
                 <w:color w:val="000000" w:themeColor="text1"/>
               </w:rPr>
             </w:pPr>
@@ -2107,7 +2316,6 @@
             <w:pPr>
               <w:jc w:val="center"/>
               <w:rPr>
-                <w:rFonts w:hint="eastAsia"/>
                 <w:color w:val="000000" w:themeColor="text1"/>
               </w:rPr>
             </w:pPr>
@@ -3198,7 +3406,23 @@
                 <w:rFonts w:hint="eastAsia"/>
                 <w:color w:val="000000" w:themeColor="text1"/>
               </w:rPr>
-              <w:t>특수 기믹 판매기 개수</w:t>
+              <w:t xml:space="preserve">특수 </w:t>
+            </w:r>
+            <w:proofErr w:type="spellStart"/>
+            <w:r>
+              <w:rPr>
+                <w:rFonts w:hint="eastAsia"/>
+                <w:color w:val="000000" w:themeColor="text1"/>
+              </w:rPr>
+              <w:t>기믹</w:t>
+            </w:r>
+            <w:proofErr w:type="spellEnd"/>
+            <w:r>
+              <w:rPr>
+                <w:rFonts w:hint="eastAsia"/>
+                <w:color w:val="000000" w:themeColor="text1"/>
+              </w:rPr>
+              <w:t xml:space="preserve"> 판매기 개수</w:t>
             </w:r>
           </w:p>
         </w:tc>
@@ -3312,7 +3536,6 @@
             <w:pPr>
               <w:jc w:val="center"/>
               <w:rPr>
-                <w:rFonts w:hint="eastAsia"/>
                 <w:color w:val="000000" w:themeColor="text1"/>
               </w:rPr>
             </w:pPr>
@@ -3349,21 +3572,13 @@
                 <w:rFonts w:hint="eastAsia"/>
                 <w:color w:val="000000" w:themeColor="text1"/>
               </w:rPr>
-              <w:t>18~25</w:t>
-            </w:r>
-            <w:r>
-              <w:rPr>
-                <w:rFonts w:hint="eastAsia"/>
-                <w:color w:val="000000" w:themeColor="text1"/>
-              </w:rPr>
-              <w:t>개</w:t>
-            </w:r>
-          </w:p>
-          <w:p>
-            <w:pPr>
-              <w:jc w:val="center"/>
-              <w:rPr>
-                <w:rFonts w:hint="eastAsia"/>
+              <w:t>18~25개</w:t>
+            </w:r>
+          </w:p>
+          <w:p>
+            <w:pPr>
+              <w:jc w:val="center"/>
+              <w:rPr>
                 <w:color w:val="000000" w:themeColor="text1"/>
               </w:rPr>
             </w:pPr>
@@ -4303,7 +4518,23 @@
                 <w:rFonts w:hint="eastAsia"/>
                 <w:color w:val="000000" w:themeColor="text1"/>
               </w:rPr>
-              <w:t>특수 기믹 판매기 개수</w:t>
+              <w:t xml:space="preserve">특수 </w:t>
+            </w:r>
+            <w:proofErr w:type="spellStart"/>
+            <w:r>
+              <w:rPr>
+                <w:rFonts w:hint="eastAsia"/>
+                <w:color w:val="000000" w:themeColor="text1"/>
+              </w:rPr>
+              <w:t>기믹</w:t>
+            </w:r>
+            <w:proofErr w:type="spellEnd"/>
+            <w:r>
+              <w:rPr>
+                <w:rFonts w:hint="eastAsia"/>
+                <w:color w:val="000000" w:themeColor="text1"/>
+              </w:rPr>
+              <w:t xml:space="preserve"> 판매기 개수</w:t>
             </w:r>
           </w:p>
         </w:tc>
@@ -4393,7 +4624,6 @@
             <w:pPr>
               <w:jc w:val="center"/>
               <w:rPr>
-                <w:rFonts w:hint="eastAsia"/>
                 <w:color w:val="000000" w:themeColor="text1"/>
               </w:rPr>
             </w:pPr>
@@ -4424,21 +4654,13 @@
                 <w:rFonts w:hint="eastAsia"/>
                 <w:color w:val="000000" w:themeColor="text1"/>
               </w:rPr>
-              <w:t>26~30</w:t>
-            </w:r>
-            <w:r>
-              <w:rPr>
-                <w:rFonts w:hint="eastAsia"/>
-                <w:color w:val="000000" w:themeColor="text1"/>
-              </w:rPr>
-              <w:t>개</w:t>
-            </w:r>
-          </w:p>
-          <w:p>
-            <w:pPr>
-              <w:jc w:val="center"/>
-              <w:rPr>
-                <w:rFonts w:hint="eastAsia"/>
+              <w:t>26~30개</w:t>
+            </w:r>
+          </w:p>
+          <w:p>
+            <w:pPr>
+              <w:jc w:val="center"/>
+              <w:rPr>
                 <w:color w:val="000000" w:themeColor="text1"/>
               </w:rPr>
             </w:pPr>
@@ -4453,297 +4675,13 @@
         </w:tc>
       </w:tr>
     </w:tbl>
-    <w:p/>
-    <w:p>
-      <w:r>
-        <w:rPr>
-          <w:rFonts w:hint="eastAsia"/>
-        </w:rPr>
-        <w:t>&lt;</w:t>
-      </w:r>
-      <w:r>
-        <w:rPr>
-          <w:rFonts w:hint="eastAsia"/>
-        </w:rPr>
-        <w:t xml:space="preserve">세부 </w:t>
-      </w:r>
-      <w:r>
-        <w:rPr>
-          <w:rFonts w:hint="eastAsia"/>
-        </w:rPr>
-        <w:t>난이도 판정 기준: 전 판 결과, 전 판 감정 데이터&gt;</w:t>
-      </w:r>
-    </w:p>
     <w:p>
       <w:pPr>
         <w:rPr>
-          <w:sz w:val="28"/>
-          <w:szCs w:val="28"/>
+          <w:rFonts w:hint="eastAsia"/>
         </w:rPr>
       </w:pPr>
-      <w:r>
-        <w:rPr>
-          <w:rFonts w:hint="eastAsia"/>
-          <w:sz w:val="28"/>
-          <w:szCs w:val="28"/>
-        </w:rPr>
-        <w:t>- 전 판 결과</w:t>
-      </w:r>
     </w:p>
-    <w:p>
-      <w:pPr>
-        <w:tabs>
-          <w:tab w:val="left" w:pos="2835"/>
-        </w:tabs>
-      </w:pPr>
-      <w:r>
-        <w:rPr>
-          <w:rFonts w:hint="eastAsia"/>
-        </w:rPr>
-        <w:t>: 사망한 유저 수</w:t>
-      </w:r>
-    </w:p>
-    <w:p>
-      <w:r>
-        <w:rPr>
-          <w:rFonts w:hint="eastAsia"/>
-        </w:rPr>
-        <w:t>: 전체 자원 회수율</w:t>
-      </w:r>
-    </w:p>
-    <w:p/>
-    <w:p>
-      <w:pPr>
-        <w:rPr>
-          <w:sz w:val="28"/>
-          <w:szCs w:val="28"/>
-        </w:rPr>
-      </w:pPr>
-      <w:r>
-        <w:rPr>
-          <w:rFonts w:hint="eastAsia"/>
-          <w:sz w:val="28"/>
-          <w:szCs w:val="28"/>
-        </w:rPr>
-        <w:t>- 전 판 감정 데이터</w:t>
-      </w:r>
-    </w:p>
-    <w:p>
-      <w:r>
-        <w:rPr>
-          <w:rFonts w:hint="eastAsia"/>
-        </w:rPr>
-        <w:t>: Fear, Surprise, Sad</w:t>
-      </w:r>
-      <w:r>
-        <w:rPr>
-          <w:rFonts w:hint="eastAsia"/>
-        </w:rPr>
-        <w:t xml:space="preserve"> 필요</w:t>
-      </w:r>
-    </w:p>
-    <w:p>
-      <w:r>
-        <w:rPr>
-          <w:rFonts w:hint="eastAsia"/>
-        </w:rPr>
-        <w:t>가중치: 우선은 전부 1.0</w:t>
-      </w:r>
-    </w:p>
-    <w:p>
-      <w:pPr>
-        <w:rPr>
-          <w:i/>
-        </w:rPr>
-      </w:pPr>
-      <m:oMathPara>
-        <m:oMath>
-          <m:f>
-            <m:fPr>
-              <m:ctrlPr>
-                <w:rPr>
-                  <w:rFonts w:ascii="Cambria Math" w:hAnsi="Cambria Math"/>
-                  <w:i/>
-                </w:rPr>
-              </m:ctrlPr>
-            </m:fPr>
-            <m:num>
-              <m:r>
-                <w:rPr>
-                  <w:rFonts w:ascii="Cambria Math" w:hAnsi="Cambria Math"/>
-                </w:rPr>
-                <m:t xml:space="preserve">(Fear </m:t>
-              </m:r>
-              <m:r>
-                <w:rPr>
-                  <w:rFonts w:ascii="Cambria Math" w:hAnsi="Cambria Math" w:hint="eastAsia"/>
-                </w:rPr>
-                <m:t>유지</m:t>
-              </m:r>
-              <m:r>
-                <w:rPr>
-                  <w:rFonts w:ascii="Cambria Math" w:hAnsi="Cambria Math"/>
-                </w:rPr>
-                <m:t xml:space="preserve"> </m:t>
-              </m:r>
-              <m:r>
-                <w:rPr>
-                  <w:rFonts w:ascii="Cambria Math" w:hAnsi="Cambria Math" w:hint="eastAsia"/>
-                </w:rPr>
-                <m:t>시간</m:t>
-              </m:r>
-              <m:r>
-                <w:rPr>
-                  <w:rFonts w:ascii="Cambria Math" w:hAnsi="Cambria Math"/>
-                </w:rPr>
-                <m:t>*</m:t>
-              </m:r>
-              <m:r>
-                <w:rPr>
-                  <w:rFonts w:ascii="Cambria Math" w:hAnsi="Cambria Math" w:hint="eastAsia"/>
-                </w:rPr>
-                <m:t>가중치</m:t>
-              </m:r>
-              <m:r>
-                <w:rPr>
-                  <w:rFonts w:ascii="Cambria Math" w:hAnsi="Cambria Math"/>
-                </w:rPr>
-                <m:t xml:space="preserve">+Surprise </m:t>
-              </m:r>
-              <m:r>
-                <w:rPr>
-                  <w:rFonts w:ascii="Cambria Math" w:hAnsi="Cambria Math" w:hint="eastAsia"/>
-                </w:rPr>
-                <m:t>유지</m:t>
-              </m:r>
-              <m:r>
-                <w:rPr>
-                  <w:rFonts w:ascii="Cambria Math" w:hAnsi="Cambria Math"/>
-                </w:rPr>
-                <m:t xml:space="preserve"> </m:t>
-              </m:r>
-              <m:r>
-                <w:rPr>
-                  <w:rFonts w:ascii="Cambria Math" w:hAnsi="Cambria Math" w:hint="eastAsia"/>
-                </w:rPr>
-                <m:t>시간</m:t>
-              </m:r>
-              <m:r>
-                <w:rPr>
-                  <w:rFonts w:ascii="Cambria Math" w:hAnsi="Cambria Math"/>
-                </w:rPr>
-                <m:t>*</m:t>
-              </m:r>
-              <m:r>
-                <w:rPr>
-                  <w:rFonts w:ascii="Cambria Math" w:hAnsi="Cambria Math" w:hint="eastAsia"/>
-                </w:rPr>
-                <m:t>가중치</m:t>
-              </m:r>
-              <m:r>
-                <w:rPr>
-                  <w:rFonts w:ascii="Cambria Math" w:hAnsi="Cambria Math"/>
-                </w:rPr>
-                <m:t xml:space="preserve">+Sad </m:t>
-              </m:r>
-              <m:r>
-                <w:rPr>
-                  <w:rFonts w:ascii="Cambria Math" w:hAnsi="Cambria Math" w:hint="eastAsia"/>
-                </w:rPr>
-                <m:t>유지</m:t>
-              </m:r>
-              <m:r>
-                <w:rPr>
-                  <w:rFonts w:ascii="Cambria Math" w:hAnsi="Cambria Math"/>
-                </w:rPr>
-                <m:t xml:space="preserve"> </m:t>
-              </m:r>
-              <m:r>
-                <w:rPr>
-                  <w:rFonts w:ascii="Cambria Math" w:hAnsi="Cambria Math" w:hint="eastAsia"/>
-                </w:rPr>
-                <m:t>시간</m:t>
-              </m:r>
-              <m:r>
-                <w:rPr>
-                  <w:rFonts w:ascii="Cambria Math" w:hAnsi="Cambria Math"/>
-                </w:rPr>
-                <m:t>*</m:t>
-              </m:r>
-              <m:r>
-                <w:rPr>
-                  <w:rFonts w:ascii="Cambria Math" w:hAnsi="Cambria Math" w:hint="eastAsia"/>
-                </w:rPr>
-                <m:t>가중치</m:t>
-              </m:r>
-              <m:r>
-                <w:rPr>
-                  <w:rFonts w:ascii="Cambria Math" w:hAnsi="Cambria Math"/>
-                </w:rPr>
-                <m:t>)</m:t>
-              </m:r>
-            </m:num>
-            <m:den>
-              <m:r>
-                <w:rPr>
-                  <w:rFonts w:ascii="Cambria Math" w:hAnsi="Cambria Math" w:hint="eastAsia"/>
-                </w:rPr>
-                <m:t>맵</m:t>
-              </m:r>
-              <m:r>
-                <w:rPr>
-                  <w:rFonts w:ascii="Cambria Math" w:hAnsi="Cambria Math"/>
-                </w:rPr>
-                <m:t xml:space="preserve"> </m:t>
-              </m:r>
-              <m:r>
-                <w:rPr>
-                  <w:rFonts w:ascii="Cambria Math" w:hAnsi="Cambria Math" w:hint="eastAsia"/>
-                </w:rPr>
-                <m:t>내부에</m:t>
-              </m:r>
-              <m:r>
-                <w:rPr>
-                  <w:rFonts w:ascii="Cambria Math" w:hAnsi="Cambria Math"/>
-                </w:rPr>
-                <m:t xml:space="preserve"> </m:t>
-              </m:r>
-              <m:r>
-                <w:rPr>
-                  <w:rFonts w:ascii="Cambria Math" w:hAnsi="Cambria Math" w:hint="eastAsia"/>
-                </w:rPr>
-                <m:t>머문</m:t>
-              </m:r>
-              <m:r>
-                <w:rPr>
-                  <w:rFonts w:ascii="Cambria Math" w:hAnsi="Cambria Math"/>
-                </w:rPr>
-                <m:t xml:space="preserve"> </m:t>
-              </m:r>
-              <m:r>
-                <w:rPr>
-                  <w:rFonts w:ascii="Cambria Math" w:hAnsi="Cambria Math" w:hint="eastAsia"/>
-                </w:rPr>
-                <m:t>총</m:t>
-              </m:r>
-              <m:r>
-                <w:rPr>
-                  <w:rFonts w:ascii="Cambria Math" w:hAnsi="Cambria Math"/>
-                </w:rPr>
-                <m:t xml:space="preserve"> </m:t>
-              </m:r>
-              <m:r>
-                <w:rPr>
-                  <w:rFonts w:ascii="Cambria Math" w:hAnsi="Cambria Math" w:hint="eastAsia"/>
-                </w:rPr>
-                <m:t>시간</m:t>
-              </m:r>
-            </m:den>
-          </m:f>
-        </m:oMath>
-      </m:oMathPara>
-    </w:p>
-    <w:p/>
     <w:sectPr>
       <w:pgSz w:w="11906" w:h="16838"/>
       <w:pgMar w:top="1701" w:right="1440" w:bottom="1440" w:left="1440" w:header="851" w:footer="992" w:gutter="0"/>
@@ -5325,7 +5263,7 @@
   <w:style w:type="paragraph" w:default="1" w:styleId="a">
     <w:name w:val="Normal"/>
     <w:qFormat/>
-    <w:rsid w:val="00D02930"/>
+    <w:rsid w:val="008B0CF5"/>
   </w:style>
   <w:style w:type="paragraph" w:styleId="1">
     <w:name w:val="heading 1"/>
@@ -5527,7 +5465,6 @@
   <w:style w:type="character" w:default="1" w:styleId="a0">
     <w:name w:val="Default Paragraph Font"/>
     <w:uiPriority w:val="1"/>
-    <w:semiHidden/>
     <w:unhideWhenUsed/>
   </w:style>
   <w:style w:type="table" w:default="1" w:styleId="a1">
@@ -6205,4 +6142,16 @@
     </a:ext>
   </a:extLst>
 </a:theme>
+</file>
+
+<file path=customXml/item1.xml><?xml version="1.0" encoding="utf-8"?>
+<b:Sources xmlns:b="http://schemas.openxmlformats.org/officeDocument/2006/bibliography" xmlns="http://schemas.openxmlformats.org/officeDocument/2006/bibliography" SelectedStyle="\APASixthEditionOfficeOnline.xsl" StyleName="APA" Version="6"/>
+</file>
+
+<file path=customXml/itemProps1.xml><?xml version="1.0" encoding="utf-8"?>
+<ds:datastoreItem xmlns:ds="http://schemas.openxmlformats.org/officeDocument/2006/customXml" ds:itemID="{6AC9BDDD-BE54-4123-8040-F4D8D2CDC439}">
+  <ds:schemaRefs>
+    <ds:schemaRef ds:uri="http://schemas.openxmlformats.org/officeDocument/2006/bibliography"/>
+  </ds:schemaRefs>
+</ds:datastoreItem>
 </file>